--- a/Uban System Documents/章節性文件/Appendix.docx
+++ b/Uban System Documents/章節性文件/Appendix.docx
@@ -6,12 +6,13 @@
       <w:pPr>
         <w:pStyle w:val="Heading1"/>
         <w:keepNext/>
-        <w:spacing w:before="360" w:after="360" w:lineRule="exact" w:line="480"/>
+        <w:pageBreakBefore/>
+        <w:spacing w:before="0" w:after="560" w:lineRule="exact" w:line="560" w:afterLines="0" w:beforeLines="0"/>
         <w:jc w:val="center"/>
       </w:pPr>
       <w:r>
         <w:rPr>
-          <w:rFonts w:ascii="Times New Roman" w:hAnsi="Times New Roman"/>
+          <w:rFonts w:ascii="Times New Roman" w:hAnsi="Times New Roman" w:eastAsia="標楷體" w:cs="Times New Roman"/>
           <w:b w:val="0"/>
           <w:color w:val="000000"/>
           <w:sz w:val="36"/>
@@ -24,12 +25,13 @@
       <w:pPr>
         <w:pStyle w:val="Heading1"/>
         <w:keepNext/>
-        <w:spacing w:before="360" w:after="360" w:lineRule="exact" w:line="480"/>
-        <w:jc w:val="left"/>
+        <w:pageBreakBefore w:val="0"/>
+        <w:spacing w:before="0" w:after="560" w:lineRule="exact" w:line="560" w:afterLines="0" w:beforeLines="0"/>
+        <w:jc w:val="center"/>
       </w:pPr>
       <w:r>
         <w:rPr>
-          <w:rFonts w:ascii="Times New Roman" w:hAnsi="Times New Roman"/>
+          <w:rFonts w:ascii="Times New Roman" w:hAnsi="Times New Roman" w:eastAsia="標楷體" w:cs="Times New Roman"/>
           <w:b w:val="0"/>
           <w:color w:val="000000"/>
           <w:sz w:val="36"/>
@@ -40,12 +42,12 @@
     </w:p>
     <w:p>
       <w:pPr>
-        <w:spacing w:before="0" w:after="0" w:line="360" w:lineRule="exact"/>
+        <w:spacing w:before="0" w:after="0" w:line="440" w:lineRule="exact" w:afterLines="0" w:beforeLines="0"/>
         <w:ind w:firstLine="560"/>
       </w:pPr>
       <w:r>
         <w:rPr>
-          <w:rFonts w:ascii="Times New Roman" w:hAnsi="Times New Roman"/>
+          <w:rFonts w:ascii="Times New Roman" w:hAnsi="Times New Roman" w:eastAsia="標楷體" w:cs="Times New Roman"/>
           <w:b w:val="0"/>
           <w:color w:val="000000"/>
           <w:sz w:val="28"/>
@@ -58,12 +60,12 @@
       <w:pPr>
         <w:pStyle w:val="Caption"/>
         <w:keepNext/>
-        <w:spacing w:before="40" w:after="80" w:lineRule="exact" w:line="360"/>
+        <w:spacing w:before="120" w:after="0" w:lineRule="exact" w:line="440" w:afterLines="0" w:beforeLines="0"/>
         <w:jc w:val="center"/>
       </w:pPr>
       <w:r>
         <w:rPr>
-          <w:rFonts w:ascii="Times New Roman" w:hAnsi="Times New Roman"/>
+          <w:rFonts w:ascii="Times New Roman" w:hAnsi="Times New Roman" w:eastAsia="標楷體" w:cs="Times New Roman"/>
           <w:b w:val="0"/>
           <w:color w:val="000000"/>
           <w:sz w:val="28"/>
@@ -74,17 +76,26 @@
     </w:p>
     <w:tbl>
       <w:tblPr>
-        <w:tblW w:type="auto" w:w="0"/>
+        <w:tblW w:type="dxa" w:w="10204"/>
         <w:jc w:val="center"/>
+        <w:tblLayout w:type="fixed"/>
         <w:tblLook w:firstColumn="1" w:firstRow="1" w:lastColumn="0" w:lastRow="0" w:noHBand="0" w:noVBand="1" w:val="04A0"/>
+        <w:tblCellMar>
+          <w:top w:w="100" w:type="dxa"/>
+          <w:bottom w:w="100" w:type="dxa"/>
+          <w:left w:w="120" w:type="dxa"/>
+          <w:right w:w="120" w:type="dxa"/>
+        </w:tblCellMar>
       </w:tblPr>
       <w:tblGrid>
-        <w:gridCol w:w="2117"/>
-        <w:gridCol w:w="1058"/>
-        <w:gridCol w:w="5825"/>
+        <w:gridCol w:w="3401"/>
+        <w:gridCol w:w="3401"/>
+        <w:gridCol w:w="3402"/>
       </w:tblGrid>
       <w:tr>
         <w:trPr>
+          <w:cantSplit/>
+          <w:tblHeader/>
           <w:cantSplit/>
           <w:tblHeader/>
         </w:trPr>
@@ -98,17 +109,23 @@
               <w:bottom w:val="single" w:sz="8" w:space="0" w:color="000000"/>
               <w:right w:val="single" w:sz="8" w:space="0" w:color="000000"/>
             </w:tcBorders>
-            <w:tcW w:w="2117" w:type="dxa"/>
+            <w:tcW w:w="3401" w:type="dxa"/>
+            <w:tcMar>
+              <w:top w:w="30" w:type="dxa"/>
+              <w:bottom w:w="30" w:type="dxa"/>
+              <w:left w:w="50" w:type="dxa"/>
+              <w:right w:w="50" w:type="dxa"/>
+            </w:tcMar>
           </w:tcPr>
           <w:p>
             <w:pPr>
-              <w:spacing w:before="80" w:after="80"/>
+              <w:spacing w:before="0" w:after="0" w:lineRule="exact" w:line="440" w:afterLines="0" w:beforeLines="0"/>
               <w:jc w:val="center"/>
             </w:pPr>
             <w:r>
               <w:rPr>
-                <w:rFonts w:ascii="Times New Roman" w:hAnsi="Times New Roman"/>
-                <w:b w:val="0"/>
+                <w:rFonts w:ascii="Times New Roman" w:hAnsi="Times New Roman" w:eastAsia="標楷體" w:cs="Times New Roman"/>
+                <w:b/>
                 <w:color w:val="000000"/>
                 <w:sz w:val="28"/>
                 <w:rFonts w:ascii="Times New Roman" w:hAnsi="Times New Roman" w:eastAsia="標楷體"/>
@@ -127,17 +144,23 @@
               <w:bottom w:val="single" w:sz="8" w:space="0" w:color="000000"/>
               <w:right w:val="single" w:sz="8" w:space="0" w:color="000000"/>
             </w:tcBorders>
-            <w:tcW w:w="1058" w:type="dxa"/>
+            <w:tcW w:w="3401" w:type="dxa"/>
+            <w:tcMar>
+              <w:top w:w="30" w:type="dxa"/>
+              <w:bottom w:w="30" w:type="dxa"/>
+              <w:left w:w="50" w:type="dxa"/>
+              <w:right w:w="50" w:type="dxa"/>
+            </w:tcMar>
           </w:tcPr>
           <w:p>
             <w:pPr>
-              <w:spacing w:before="80" w:after="80"/>
+              <w:spacing w:before="0" w:after="0" w:lineRule="exact" w:line="440" w:afterLines="0" w:beforeLines="0"/>
               <w:jc w:val="center"/>
             </w:pPr>
             <w:r>
               <w:rPr>
-                <w:rFonts w:ascii="Times New Roman" w:hAnsi="Times New Roman"/>
-                <w:b w:val="0"/>
+                <w:rFonts w:ascii="Times New Roman" w:hAnsi="Times New Roman" w:eastAsia="標楷體" w:cs="Times New Roman"/>
+                <w:b/>
                 <w:color w:val="000000"/>
                 <w:sz w:val="28"/>
                 <w:rFonts w:ascii="Times New Roman" w:hAnsi="Times New Roman" w:eastAsia="標楷體"/>
@@ -156,17 +179,23 @@
               <w:bottom w:val="single" w:sz="8" w:space="0" w:color="000000"/>
               <w:right w:val="single" w:sz="8" w:space="0" w:color="000000"/>
             </w:tcBorders>
-            <w:tcW w:w="5825" w:type="dxa"/>
+            <w:tcW w:w="3402" w:type="dxa"/>
+            <w:tcMar>
+              <w:top w:w="30" w:type="dxa"/>
+              <w:bottom w:w="30" w:type="dxa"/>
+              <w:left w:w="50" w:type="dxa"/>
+              <w:right w:w="50" w:type="dxa"/>
+            </w:tcMar>
           </w:tcPr>
           <w:p>
             <w:pPr>
-              <w:spacing w:before="80" w:after="80"/>
+              <w:spacing w:before="0" w:after="0" w:lineRule="exact" w:line="440" w:afterLines="0" w:beforeLines="0"/>
               <w:jc w:val="center"/>
             </w:pPr>
             <w:r>
               <w:rPr>
-                <w:rFonts w:ascii="Times New Roman" w:hAnsi="Times New Roman"/>
-                <w:b w:val="0"/>
+                <w:rFonts w:ascii="Times New Roman" w:hAnsi="Times New Roman" w:eastAsia="標楷體" w:cs="Times New Roman"/>
+                <w:b/>
                 <w:color w:val="000000"/>
                 <w:sz w:val="28"/>
                 <w:rFonts w:ascii="Times New Roman" w:hAnsi="Times New Roman" w:eastAsia="標楷體"/>
@@ -179,6 +208,7 @@
       <w:tr>
         <w:trPr>
           <w:cantSplit/>
+          <w:cantSplit/>
         </w:trPr>
         <w:tc>
           <w:tcPr>
@@ -189,16 +219,22 @@
               <w:bottom w:val="single" w:sz="8" w:space="0" w:color="000000"/>
               <w:right w:val="single" w:sz="8" w:space="0" w:color="000000"/>
             </w:tcBorders>
-            <w:tcW w:w="2117" w:type="dxa"/>
+            <w:tcW w:w="3401" w:type="dxa"/>
+            <w:tcMar>
+              <w:top w:w="30" w:type="dxa"/>
+              <w:bottom w:w="30" w:type="dxa"/>
+              <w:left w:w="50" w:type="dxa"/>
+              <w:right w:w="50" w:type="dxa"/>
+            </w:tcMar>
           </w:tcPr>
           <w:p>
             <w:pPr>
-              <w:spacing w:before="80" w:after="80" w:line="300" w:lineRule="auto"/>
+              <w:spacing w:before="0" w:after="0" w:line="440" w:lineRule="exact" w:afterLines="0" w:beforeLines="0"/>
               <w:jc w:val="center"/>
             </w:pPr>
             <w:r>
               <w:rPr>
-                <w:rFonts w:ascii="Times New Roman" w:hAnsi="Times New Roman"/>
+                <w:rFonts w:ascii="Times New Roman" w:hAnsi="Times New Roman" w:eastAsia="標楷體" w:cs="Times New Roman"/>
                 <w:b w:val="0"/>
                 <w:color w:val="000000"/>
                 <w:sz w:val="28"/>
@@ -217,16 +253,22 @@
               <w:bottom w:val="single" w:sz="8" w:space="0" w:color="000000"/>
               <w:right w:val="single" w:sz="8" w:space="0" w:color="000000"/>
             </w:tcBorders>
-            <w:tcW w:w="1058" w:type="dxa"/>
+            <w:tcW w:w="3401" w:type="dxa"/>
+            <w:tcMar>
+              <w:top w:w="30" w:type="dxa"/>
+              <w:bottom w:w="30" w:type="dxa"/>
+              <w:left w:w="50" w:type="dxa"/>
+              <w:right w:w="50" w:type="dxa"/>
+            </w:tcMar>
           </w:tcPr>
           <w:p>
             <w:pPr>
-              <w:spacing w:before="80" w:after="80" w:line="300" w:lineRule="auto"/>
+              <w:spacing w:before="0" w:after="0" w:line="440" w:lineRule="exact" w:afterLines="0" w:beforeLines="0"/>
               <w:jc w:val="center"/>
             </w:pPr>
             <w:r>
               <w:rPr>
-                <w:rFonts w:ascii="Times New Roman" w:hAnsi="Times New Roman"/>
+                <w:rFonts w:ascii="Times New Roman" w:hAnsi="Times New Roman" w:eastAsia="標楷體" w:cs="Times New Roman"/>
                 <w:b w:val="0"/>
                 <w:color w:val="000000"/>
                 <w:sz w:val="28"/>
@@ -245,16 +287,22 @@
               <w:bottom w:val="single" w:sz="8" w:space="0" w:color="000000"/>
               <w:right w:val="single" w:sz="8" w:space="0" w:color="000000"/>
             </w:tcBorders>
-            <w:tcW w:w="5825" w:type="dxa"/>
+            <w:tcW w:w="3402" w:type="dxa"/>
+            <w:tcMar>
+              <w:top w:w="30" w:type="dxa"/>
+              <w:bottom w:w="30" w:type="dxa"/>
+              <w:left w:w="50" w:type="dxa"/>
+              <w:right w:w="50" w:type="dxa"/>
+            </w:tcMar>
           </w:tcPr>
           <w:p>
             <w:pPr>
-              <w:spacing w:before="80" w:after="80" w:line="300" w:lineRule="auto"/>
+              <w:spacing w:before="0" w:after="0" w:line="440" w:lineRule="exact" w:afterLines="0" w:beforeLines="0"/>
               <w:jc w:val="left"/>
             </w:pPr>
             <w:r>
               <w:rPr>
-                <w:rFonts w:ascii="Times New Roman" w:hAnsi="Times New Roman"/>
+                <w:rFonts w:ascii="Times New Roman" w:hAnsi="Times New Roman" w:eastAsia="標楷體" w:cs="Times New Roman"/>
                 <w:b w:val="0"/>
                 <w:color w:val="000000"/>
                 <w:sz w:val="28"/>
@@ -272,12 +320,13 @@
       <w:pPr>
         <w:pStyle w:val="Heading1"/>
         <w:keepNext/>
-        <w:spacing w:before="360" w:after="360" w:lineRule="exact" w:line="480"/>
-        <w:jc w:val="left"/>
+        <w:pageBreakBefore/>
+        <w:spacing w:before="0" w:after="560" w:lineRule="exact" w:line="560" w:afterLines="0" w:beforeLines="0"/>
+        <w:jc w:val="center"/>
       </w:pPr>
       <w:r>
         <w:rPr>
-          <w:rFonts w:ascii="Times New Roman" w:hAnsi="Times New Roman"/>
+          <w:rFonts w:ascii="Times New Roman" w:hAnsi="Times New Roman" w:eastAsia="標楷體" w:cs="Times New Roman"/>
           <w:b w:val="0"/>
           <w:color w:val="000000"/>
           <w:sz w:val="36"/>
@@ -288,12 +337,12 @@
     </w:p>
     <w:p>
       <w:pPr>
-        <w:spacing w:before="0" w:after="0" w:lineRule="exact" w:line="360"/>
+        <w:spacing w:before="0" w:after="0" w:lineRule="exact" w:line="440" w:afterLines="0" w:beforeLines="0"/>
         <w:ind w:firstLine="560"/>
       </w:pPr>
       <w:r>
         <w:rPr>
-          <w:rFonts w:ascii="Times New Roman" w:hAnsi="Times New Roman"/>
+          <w:rFonts w:ascii="Times New Roman" w:hAnsi="Times New Roman" w:eastAsia="標楷體" w:cs="Times New Roman"/>
           <w:b w:val="0"/>
           <w:color w:val="000000"/>
           <w:sz w:val="28"/>
@@ -304,12 +353,12 @@
     </w:p>
     <w:p>
       <w:pPr>
-        <w:spacing w:before="0" w:after="0" w:line="360" w:lineRule="exact"/>
+        <w:spacing w:before="0" w:after="0" w:line="440" w:lineRule="exact" w:afterLines="0" w:beforeLines="0"/>
         <w:ind w:firstLine="560"/>
       </w:pPr>
       <w:r>
         <w:rPr>
-          <w:rFonts w:ascii="Times New Roman" w:hAnsi="Times New Roman"/>
+          <w:rFonts w:ascii="Times New Roman" w:hAnsi="Times New Roman" w:eastAsia="標楷體" w:cs="Times New Roman"/>
           <w:b w:val="0"/>
           <w:color w:val="000000"/>
           <w:sz w:val="28"/>
@@ -328,12 +377,12 @@
     </w:p>
     <w:p>
       <w:pPr>
-        <w:spacing w:before="0" w:after="0" w:lineRule="exact" w:line="360"/>
+        <w:spacing w:before="0" w:after="0" w:lineRule="exact" w:line="440" w:afterLines="0" w:beforeLines="0"/>
         <w:ind w:firstLine="560"/>
       </w:pPr>
       <w:r>
         <w:rPr>
-          <w:rFonts w:ascii="Times New Roman" w:hAnsi="Times New Roman"/>
+          <w:rFonts w:ascii="Times New Roman" w:hAnsi="Times New Roman" w:eastAsia="標楷體" w:cs="Times New Roman"/>
           <w:b w:val="0"/>
           <w:color w:val="000000"/>
           <w:sz w:val="28"/>
@@ -344,12 +393,12 @@
     </w:p>
     <w:p>
       <w:pPr>
-        <w:spacing w:before="0" w:after="0" w:line="360" w:lineRule="exact"/>
+        <w:spacing w:before="0" w:after="0" w:line="440" w:lineRule="exact" w:afterLines="0" w:beforeLines="0"/>
         <w:ind w:firstLine="560"/>
       </w:pPr>
       <w:r>
         <w:rPr>
-          <w:rFonts w:ascii="Times New Roman" w:hAnsi="Times New Roman"/>
+          <w:rFonts w:ascii="Times New Roman" w:hAnsi="Times New Roman" w:eastAsia="標楷體" w:cs="Times New Roman"/>
           <w:b w:val="0"/>
           <w:color w:val="000000"/>
           <w:sz w:val="28"/>
@@ -372,12 +421,13 @@
       <w:pPr>
         <w:pStyle w:val="Heading1"/>
         <w:keepNext/>
-        <w:spacing w:before="360" w:after="360" w:lineRule="exact" w:line="480"/>
-        <w:jc w:val="left"/>
+        <w:pageBreakBefore/>
+        <w:spacing w:before="0" w:after="560" w:lineRule="exact" w:line="560" w:afterLines="0" w:beforeLines="0"/>
+        <w:jc w:val="center"/>
       </w:pPr>
       <w:r>
         <w:rPr>
-          <w:rFonts w:ascii="Times New Roman" w:hAnsi="Times New Roman"/>
+          <w:rFonts w:ascii="Times New Roman" w:hAnsi="Times New Roman" w:eastAsia="標楷體" w:cs="Times New Roman"/>
           <w:b w:val="0"/>
           <w:color w:val="000000"/>
           <w:sz w:val="36"/>
@@ -388,12 +438,12 @@
     </w:p>
     <w:p>
       <w:pPr>
-        <w:spacing w:before="0" w:after="0" w:lineRule="exact" w:line="360"/>
+        <w:spacing w:before="0" w:after="0" w:lineRule="exact" w:line="440" w:afterLines="0" w:beforeLines="0"/>
         <w:ind w:firstLine="560"/>
       </w:pPr>
       <w:r>
         <w:rPr>
-          <w:rFonts w:ascii="Times New Roman" w:hAnsi="Times New Roman"/>
+          <w:rFonts w:ascii="Times New Roman" w:hAnsi="Times New Roman" w:eastAsia="標楷體" w:cs="Times New Roman"/>
           <w:b w:val="0"/>
           <w:color w:val="000000"/>
           <w:sz w:val="28"/>
@@ -404,12 +454,12 @@
     </w:p>
     <w:p>
       <w:pPr>
-        <w:spacing w:before="0" w:after="0" w:line="360" w:lineRule="exact"/>
+        <w:spacing w:before="0" w:after="0" w:line="440" w:lineRule="exact" w:afterLines="0" w:beforeLines="0"/>
         <w:ind w:firstLine="560"/>
       </w:pPr>
       <w:r>
         <w:rPr>
-          <w:rFonts w:ascii="Times New Roman" w:hAnsi="Times New Roman"/>
+          <w:rFonts w:ascii="Times New Roman" w:hAnsi="Times New Roman" w:eastAsia="標楷體" w:cs="Times New Roman"/>
           <w:b w:val="0"/>
           <w:color w:val="000000"/>
           <w:sz w:val="28"/>
@@ -420,12 +470,12 @@
     </w:p>
     <w:p>
       <w:pPr>
-        <w:spacing w:before="0" w:after="0" w:lineRule="exact" w:line="360"/>
+        <w:spacing w:before="0" w:after="0" w:lineRule="exact" w:line="440" w:afterLines="0" w:beforeLines="0"/>
         <w:ind w:firstLine="560"/>
       </w:pPr>
       <w:r>
         <w:rPr>
-          <w:rFonts w:ascii="Times New Roman" w:hAnsi="Times New Roman"/>
+          <w:rFonts w:ascii="Times New Roman" w:hAnsi="Times New Roman" w:eastAsia="標楷體" w:cs="Times New Roman"/>
           <w:b w:val="0"/>
           <w:color w:val="000000"/>
           <w:sz w:val="28"/>
@@ -436,12 +486,12 @@
     </w:p>
     <w:p>
       <w:pPr>
-        <w:spacing w:before="0" w:after="0" w:line="360" w:lineRule="exact"/>
+        <w:spacing w:before="0" w:after="0" w:line="440" w:lineRule="exact" w:afterLines="0" w:beforeLines="0"/>
         <w:ind w:firstLine="560"/>
       </w:pPr>
       <w:r>
         <w:rPr>
-          <w:rFonts w:ascii="Times New Roman" w:hAnsi="Times New Roman"/>
+          <w:rFonts w:ascii="Times New Roman" w:hAnsi="Times New Roman" w:eastAsia="標楷體" w:cs="Times New Roman"/>
           <w:b w:val="0"/>
           <w:color w:val="000000"/>
           <w:sz w:val="28"/>
@@ -458,12 +508,12 @@
     </w:p>
     <w:p>
       <w:pPr>
-        <w:spacing w:before="0" w:after="0" w:lineRule="exact" w:line="360"/>
+        <w:spacing w:before="0" w:after="0" w:lineRule="exact" w:line="440" w:afterLines="0" w:beforeLines="0"/>
         <w:ind w:firstLine="560"/>
       </w:pPr>
       <w:r>
         <w:rPr>
-          <w:rFonts w:ascii="Times New Roman" w:hAnsi="Times New Roman"/>
+          <w:rFonts w:ascii="Times New Roman" w:hAnsi="Times New Roman" w:eastAsia="標楷體" w:cs="Times New Roman"/>
           <w:b w:val="0"/>
           <w:color w:val="000000"/>
           <w:sz w:val="28"/>
@@ -474,12 +524,12 @@
     </w:p>
     <w:p>
       <w:pPr>
-        <w:spacing w:before="0" w:after="0" w:line="360" w:lineRule="exact"/>
+        <w:spacing w:before="0" w:after="0" w:line="440" w:lineRule="exact" w:afterLines="0" w:beforeLines="0"/>
         <w:ind w:firstLine="560"/>
       </w:pPr>
       <w:r>
         <w:rPr>
-          <w:rFonts w:ascii="Times New Roman" w:hAnsi="Times New Roman"/>
+          <w:rFonts w:ascii="Times New Roman" w:hAnsi="Times New Roman" w:eastAsia="標楷體" w:cs="Times New Roman"/>
           <w:b w:val="0"/>
           <w:color w:val="000000"/>
           <w:sz w:val="28"/>
